--- a/content/Lectures/Semester 1/Week 01 - Introduction to Operational Research/5 Source Files/Week 1 - Tutorial.docx
+++ b/content/Lectures/Semester 1/Week 01 - Introduction to Operational Research/5 Source Files/Week 1 - Tutorial.docx
@@ -520,7 +520,7 @@
         <w:rPr>
           <w:rFonts w:eastAsiaTheme="minorEastAsia"/>
         </w:rPr>
-        <w:t xml:space="preserve">an inverse if and only if it’s determinant is nonzero. </w:t>
+        <w:t xml:space="preserve">an inverse if and only if its determinant is nonzero. </w:t>
       </w:r>
     </w:p>
     <w:p>
@@ -1875,7 +1875,7 @@
         <w:t xml:space="preserve"> and check your answers</w:t>
       </w:r>
       <w:r>
-        <w:t xml:space="preserve"> to Q2</w:t>
+        <w:t xml:space="preserve"> to Q1</w:t>
       </w:r>
       <w:r>
         <w:t>. Use</w:t>
